--- a/backend/src/main/resources/templates/payslip-template.docx
+++ b/backend/src/main/resources/templates/payslip-template.docx
@@ -2359,17 +2359,7 @@
                         </wps:spPr>
                         <wps:txbx>
                           <w:txbxContent>
-                            <w:p>
-                              <w:r>
-                                <w:rPr>
-                                  <w:rFonts w:ascii="Verdana" w:eastAsia="Verdana" w:hAnsi="Verdana" w:cs="Verdana"/>
-                                  <w:b/>
-                                  <w:color w:val="008000"/>
-                                  <w:sz w:val="24"/>
-                                </w:rPr>
-                                <w:t>Sage VIP</w:t>
-                              </w:r>
-                            </w:p>
+                            <w:p/>
                           </w:txbxContent>
                         </wps:txbx>
                         <wps:bodyPr horzOverflow="overflow" vert="horz" lIns="0" tIns="0" rIns="0" bIns="0" rtlCol="0">

--- a/backend/src/main/resources/templates/payslip-template.docx
+++ b/backend/src/main/resources/templates/payslip-template.docx
@@ -422,7 +422,7 @@
                                   <w:rFonts w:ascii="Microsoft Sans Serif" w:eastAsia="Microsoft Sans Serif" w:hAnsi="Microsoft Sans Serif" w:cs="Microsoft Sans Serif"/>
                                   <w:sz w:val="14"/>
                                 </w:rPr>
-                                <w:t xml:space="preserve"> CONSTANTIA SQUARE OFFIC</w:t>
+                                <w:t xml:space="preserve"> CONSTANTIA SQUARE OFFICE</w:t>
                               </w:r>
                             </w:p>
                           </w:txbxContent>
@@ -2683,7 +2683,7 @@
                             <w:rFonts w:ascii="Microsoft Sans Serif" w:eastAsia="Microsoft Sans Serif" w:hAnsi="Microsoft Sans Serif" w:cs="Microsoft Sans Serif"/>
                             <w:sz w:val="14"/>
                           </w:rPr>
-                          <w:t xml:space="preserve"> CONSTANTIA SQUARE OFFIC</w:t>
+                          <w:t xml:space="preserve"> CONSTANTIA SQUARE OFFICE</w:t>
                         </w:r>
                       </w:p>
                     </w:txbxContent>

--- a/backend/src/main/resources/templates/payslip-template.docx
+++ b/backend/src/main/resources/templates/payslip-template.docx
@@ -1230,7 +1230,7 @@
                         <wps:cNvSpPr/>
                         <wps:spPr>
                           <a:xfrm>
-                            <a:off x="6060501" y="1698476"/>
+                            <a:off x="6071634" y="1698476"/>
                             <a:ext cx="900000" cy="133825"/>
                           </a:xfrm>
                           <a:prstGeom prst="rect">
